--- a/data/revised_2026-10_full/tracked/v2/Physics/SS4.1_Greenhouse_Effect_and_Climate_Change/Physics_Greenhouse_Effect_and_Climate_Change_FinalExplanation_TRACKED.docx
+++ b/data/revised_2026-10_full/tracked/v2/Physics/SS4.1_Greenhouse_Effect_and_Climate_Change/Physics_Greenhouse_Effect_and_Climate_Change_FinalExplanation_TRACKED.docx
@@ -531,7 +531,7 @@
               </w:rPr>
               <w:t xml:space="preserve">Look back at the anchoring phenomenon from Lesson 1 and the data you met later in the unit. (a) Describe two pieces of evidence, with numbers, showing that the Lewis Glacier on Mount Kenya has changed. (b) Describe what James Muriithi, the maize farmer in Embu County, reported about the long rains and his harvests. (c) Explain why it is puzzling that a glacier on a mountain and the rains on a farm </w:t>
             </w:r>
-            <w:del w:id="9001" w:author="Claude (AI) - proposed" w:date="2026-10-15T08:04:55Z">
+            <w:del w:id="9001" w:author="Claude (AI) - proposed" w:date="2026-10-18T00:32:40Z">
               <w:r>
                 <w:rPr>
                   <w:rFonts w:ascii="Arial" w:cs="Arial" w:eastAsia="Arial" w:hAnsi="Arial"/>
@@ -546,7 +546,7 @@
                 <w:delText xml:space="preserve">hundreds of</w:delText>
               </w:r>
             </w:del>
-            <w:ins w:id="9002" w:author="Claude (AI) - proposed" w:date="2026-10-15T08:04:55Z">
+            <w:ins w:id="9002" w:author="Claude (AI) - proposed" w:date="2026-10-18T00:32:40Z">
               <w:r>
                 <w:rPr>
                   <w:rFonts w:ascii="Arial" w:cs="Arial" w:eastAsia="Arial" w:hAnsi="Arial"/>
@@ -973,7 +973,7 @@
               </w:rPr>
               <w:t xml:space="preserve">Use the physics you have learned to explain why the long rains in Embu County have become unpredictable. In your answer, (a) </w:t>
             </w:r>
-            <w:del w:id="9003" w:author="Claude (AI) - proposed" w:date="2026-10-15T08:04:55Z">
+            <w:del w:id="9003" w:author="Claude (AI) - proposed" w:date="2026-10-18T00:32:40Z">
               <w:r>
                 <w:rPr>
                   <w:rFonts w:ascii="Arial" w:cs="Arial" w:eastAsia="Arial" w:hAnsi="Arial"/>
@@ -988,7 +988,7 @@
                 <w:delText xml:space="preserve">say what happens to evaporation when surface temperatures rise</w:delText>
               </w:r>
             </w:del>
-            <w:ins w:id="9004" w:author="Claude (AI) - proposed" w:date="2026-10-15T08:04:55Z">
+            <w:ins w:id="9004" w:author="Claude (AI) - proposed" w:date="2026-10-18T00:32:40Z">
               <w:r>
                 <w:rPr>
                   <w:rFonts w:ascii="Arial" w:cs="Arial" w:eastAsia="Arial" w:hAnsi="Arial"/>
@@ -1016,7 +1016,7 @@
               </w:rPr>
               <w:t xml:space="preserve">, (b) explain how this </w:t>
             </w:r>
-            <w:del w:id="9005" w:author="Claude (AI) - proposed" w:date="2026-10-15T08:04:55Z">
+            <w:del w:id="9005" w:author="Claude (AI) - proposed" w:date="2026-10-18T00:32:40Z">
               <w:r>
                 <w:rPr>
                   <w:rFonts w:ascii="Arial" w:cs="Arial" w:eastAsia="Arial" w:hAnsi="Arial"/>
@@ -1031,7 +1031,7 @@
                 <w:delText xml:space="preserve">affects the water cycle and the rains over Kenya</w:delText>
               </w:r>
             </w:del>
-            <w:ins w:id="9006" w:author="Claude (AI) - proposed" w:date="2026-10-15T08:04:55Z">
+            <w:ins w:id="9006" w:author="Claude (AI) - proposed" w:date="2026-10-18T00:32:40Z">
               <w:r>
                 <w:rPr>
                   <w:rFonts w:ascii="Arial" w:cs="Arial" w:eastAsia="Arial" w:hAnsi="Arial"/>
@@ -1059,7 +1059,7 @@
               </w:rPr>
               <w:t xml:space="preserve">, and (c) </w:t>
             </w:r>
-            <w:del w:id="9007" w:author="Claude (AI) - proposed" w:date="2026-10-15T08:04:55Z">
+            <w:del w:id="9007" w:author="Claude (AI) - proposed" w:date="2026-10-18T00:32:40Z">
               <w:r>
                 <w:rPr>
                   <w:rFonts w:ascii="Arial" w:cs="Arial" w:eastAsia="Arial" w:hAnsi="Arial"/>
@@ -1074,7 +1074,7 @@
                 <w:delText xml:space="preserve">explain why one cause can explain</w:delText>
               </w:r>
             </w:del>
-            <w:ins w:id="9008" w:author="Claude (AI) - proposed" w:date="2026-10-15T08:04:55Z">
+            <w:ins w:id="9008" w:author="Claude (AI) - proposed" w:date="2026-10-18T00:32:40Z">
               <w:r>
                 <w:rPr>
                   <w:rFonts w:ascii="Arial" w:cs="Arial" w:eastAsia="Arial" w:hAnsi="Arial"/>
@@ -1102,7 +1102,7 @@
               </w:rPr>
               <w:t xml:space="preserve"> both the shrinking glacier and the farmer's experience</w:t>
             </w:r>
-            <w:ins w:id="9009" w:author="Claude (AI) - proposed" w:date="2026-10-15T08:04:55Z">
+            <w:ins w:id="9009" w:author="Claude (AI) - proposed" w:date="2026-10-18T00:32:40Z">
               <w:r>
                 <w:rPr>
                   <w:rFonts w:ascii="Arial" w:cs="Arial" w:eastAsia="Arial" w:hAnsi="Arial"/>
@@ -1554,7 +1554,7 @@
               <w:spacing w:after="40" w:before="0"/>
               <w:jc w:val="left"/>
             </w:pPr>
-            <w:del w:id="9010" w:author="Claude (AI) - proposed" w:date="2026-10-15T08:04:55Z">
+            <w:del w:id="9010" w:author="Claude (AI) - proposed" w:date="2026-10-18T00:32:40Z">
               <w:r>
                 <w:rPr>
                   <w:rFonts w:ascii="Arial" w:cs="Arial" w:eastAsia="Arial" w:hAnsi="Arial"/>
@@ -1569,7 +1569,7 @@
                 <w:delText xml:space="preserve">Uses</w:delText>
               </w:r>
             </w:del>
-            <w:ins w:id="9011" w:author="Claude (AI) - proposed" w:date="2026-10-15T08:04:55Z">
+            <w:ins w:id="9011" w:author="Claude (AI) - proposed" w:date="2026-10-18T00:32:40Z">
               <w:r>
                 <w:rPr>
                   <w:rFonts w:ascii="Arial" w:cs="Arial" w:eastAsia="Arial" w:hAnsi="Arial"/>
@@ -1597,7 +1597,7 @@
               </w:rPr>
               <w:t xml:space="preserve"> specific data from the lessons accurately, such as the glacier area of about 1.35 km² in 1934 falling to less than 0.20 km² in 2023</w:t>
             </w:r>
-            <w:del w:id="9012" w:author="Claude (AI) - proposed" w:date="2026-10-15T08:04:55Z">
+            <w:del w:id="9012" w:author="Claude (AI) - proposed" w:date="2026-10-18T00:32:40Z">
               <w:r>
                 <w:rPr>
                   <w:rFonts w:ascii="Arial" w:cs="Arial" w:eastAsia="Arial" w:hAnsi="Arial"/>
@@ -1612,7 +1612,7 @@
                 <w:delText xml:space="preserve">, the loss of over 90% of its mass since 1900</w:delText>
               </w:r>
             </w:del>
-            <w:ins w:id="9013" w:author="Claude (AI) - proposed" w:date="2026-10-15T08:04:55Z">
+            <w:ins w:id="9013" w:author="Claude (AI) - proposed" w:date="2026-10-18T00:32:40Z">
               <w:r>
                 <w:rPr>
                   <w:rFonts w:ascii="Arial" w:cs="Arial" w:eastAsia="Arial" w:hAnsi="Arial"/>
@@ -1660,7 +1660,7 @@
               <w:spacing w:after="40" w:before="0"/>
               <w:jc w:val="left"/>
             </w:pPr>
-            <w:del w:id="9014" w:author="Claude (AI) - proposed" w:date="2026-10-15T08:04:55Z">
+            <w:del w:id="9014" w:author="Claude (AI) - proposed" w:date="2026-10-18T00:32:40Z">
               <w:r>
                 <w:rPr>
                   <w:rFonts w:ascii="Arial" w:cs="Arial" w:eastAsia="Arial" w:hAnsi="Arial"/>
@@ -1675,7 +1675,7 @@
                 <w:delText xml:space="preserve">Uses</w:delText>
               </w:r>
             </w:del>
-            <w:ins w:id="9015" w:author="Claude (AI) - proposed" w:date="2026-10-15T08:04:55Z">
+            <w:ins w:id="9015" w:author="Claude (AI) - proposed" w:date="2026-10-18T00:32:40Z">
               <w:r>
                 <w:rPr>
                   <w:rFonts w:ascii="Arial" w:cs="Arial" w:eastAsia="Arial" w:hAnsi="Arial"/>
@@ -1703,7 +1703,7 @@
               </w:rPr>
               <w:t xml:space="preserve"> some evidence from the unit correctly but with limited detail or </w:t>
             </w:r>
-            <w:del w:id="9016" w:author="Claude (AI) - proposed" w:date="2026-10-15T08:04:55Z">
+            <w:del w:id="9016" w:author="Claude (AI) - proposed" w:date="2026-10-18T00:32:40Z">
               <w:r>
                 <w:rPr>
                   <w:rFonts w:ascii="Arial" w:cs="Arial" w:eastAsia="Arial" w:hAnsi="Arial"/>
@@ -1718,7 +1718,7 @@
                 <w:delText xml:space="preserve">missing a</w:delText>
               </w:r>
             </w:del>
-            <w:ins w:id="9017" w:author="Claude (AI) - proposed" w:date="2026-10-15T08:04:55Z">
+            <w:ins w:id="9017" w:author="Claude (AI) - proposed" w:date="2026-10-18T00:32:40Z">
               <w:r>
                 <w:rPr>
                   <w:rFonts w:ascii="Arial" w:cs="Arial" w:eastAsia="Arial" w:hAnsi="Arial"/>
@@ -1766,7 +1766,7 @@
               <w:spacing w:after="40" w:before="0"/>
               <w:jc w:val="left"/>
             </w:pPr>
-            <w:del w:id="9018" w:author="Claude (AI) - proposed" w:date="2026-10-15T08:04:55Z">
+            <w:del w:id="9018" w:author="Claude (AI) - proposed" w:date="2026-10-18T00:32:40Z">
               <w:r>
                 <w:rPr>
                   <w:rFonts w:ascii="Arial" w:cs="Arial" w:eastAsia="Arial" w:hAnsi="Arial"/>
@@ -1781,7 +1781,7 @@
                 <w:delText xml:space="preserve">Gives little or no</w:delText>
               </w:r>
             </w:del>
-            <w:ins w:id="9019" w:author="Claude (AI) - proposed" w:date="2026-10-15T08:04:55Z">
+            <w:ins w:id="9019" w:author="Claude (AI) - proposed" w:date="2026-10-18T00:32:40Z">
               <w:r>
                 <w:rPr>
                   <w:rFonts w:ascii="Arial" w:cs="Arial" w:eastAsia="Arial" w:hAnsi="Arial"/>
@@ -1809,7 +1809,7 @@
               </w:rPr>
               <w:t xml:space="preserve"> evidence, or</w:t>
             </w:r>
-            <w:ins w:id="9020" w:author="Claude (AI) - proposed" w:date="2026-10-15T08:04:55Z">
+            <w:ins w:id="9020" w:author="Claude (AI) - proposed" w:date="2026-10-18T00:32:40Z">
               <w:r>
                 <w:rPr>
                   <w:rFonts w:ascii="Arial" w:cs="Arial" w:eastAsia="Arial" w:hAnsi="Arial"/>
@@ -1892,7 +1892,7 @@
               <w:spacing w:after="40" w:before="0"/>
               <w:jc w:val="left"/>
             </w:pPr>
-            <w:del w:id="9021" w:author="Claude (AI) - proposed" w:date="2026-10-15T08:04:55Z">
+            <w:del w:id="9021" w:author="Claude (AI) - proposed" w:date="2026-10-18T00:32:40Z">
               <w:r>
                 <w:rPr>
                   <w:rFonts w:ascii="Arial" w:cs="Arial" w:eastAsia="Arial" w:hAnsi="Arial"/>
@@ -1907,7 +1907,7 @@
                 <w:delText xml:space="preserve">Correctly</w:delText>
               </w:r>
             </w:del>
-            <w:ins w:id="9022" w:author="Claude (AI) - proposed" w:date="2026-10-15T08:04:55Z">
+            <w:ins w:id="9022" w:author="Claude (AI) - proposed" w:date="2026-10-18T00:32:40Z">
               <w:r>
                 <w:rPr>
                   <w:rFonts w:ascii="Arial" w:cs="Arial" w:eastAsia="Arial" w:hAnsi="Arial"/>
@@ -1955,7 +1955,7 @@
               <w:spacing w:after="40" w:before="0"/>
               <w:jc w:val="left"/>
             </w:pPr>
-            <w:del w:id="9023" w:author="Claude (AI) - proposed" w:date="2026-10-15T08:04:55Z">
+            <w:del w:id="9023" w:author="Claude (AI) - proposed" w:date="2026-10-18T00:32:40Z">
               <w:r>
                 <w:rPr>
                   <w:rFonts w:ascii="Arial" w:cs="Arial" w:eastAsia="Arial" w:hAnsi="Arial"/>
@@ -1970,7 +1970,7 @@
                 <w:delText xml:space="preserve">Describes</w:delText>
               </w:r>
             </w:del>
-            <w:ins w:id="9024" w:author="Claude (AI) - proposed" w:date="2026-10-15T08:04:55Z">
+            <w:ins w:id="9024" w:author="Claude (AI) - proposed" w:date="2026-10-18T00:32:40Z">
               <w:r>
                 <w:rPr>
                   <w:rFonts w:ascii="Arial" w:cs="Arial" w:eastAsia="Arial" w:hAnsi="Arial"/>
@@ -2018,7 +2018,7 @@
               <w:spacing w:after="40" w:before="0"/>
               <w:jc w:val="left"/>
             </w:pPr>
-            <w:del w:id="9025" w:author="Claude (AI) - proposed" w:date="2026-10-15T08:04:55Z">
+            <w:del w:id="9025" w:author="Claude (AI) - proposed" w:date="2026-10-18T00:32:40Z">
               <w:r>
                 <w:rPr>
                   <w:rFonts w:ascii="Arial" w:cs="Arial" w:eastAsia="Arial" w:hAnsi="Arial"/>
@@ -2033,7 +2033,7 @@
                 <w:delText xml:space="preserve">Describes</w:delText>
               </w:r>
             </w:del>
-            <w:ins w:id="9026" w:author="Claude (AI) - proposed" w:date="2026-10-15T08:04:55Z">
+            <w:ins w:id="9026" w:author="Claude (AI) - proposed" w:date="2026-10-18T00:32:40Z">
               <w:r>
                 <w:rPr>
                   <w:rFonts w:ascii="Arial" w:cs="Arial" w:eastAsia="Arial" w:hAnsi="Arial"/>
@@ -2116,7 +2116,7 @@
               <w:spacing w:after="40" w:before="0"/>
               <w:jc w:val="left"/>
             </w:pPr>
-            <w:del w:id="9027" w:author="Claude (AI) - proposed" w:date="2026-10-15T08:04:55Z">
+            <w:del w:id="9027" w:author="Claude (AI) - proposed" w:date="2026-10-18T00:32:40Z">
               <w:r>
                 <w:rPr>
                   <w:rFonts w:ascii="Arial" w:cs="Arial" w:eastAsia="Arial" w:hAnsi="Arial"/>
@@ -2131,7 +2131,7 @@
                 <w:delText xml:space="preserve">Builds</w:delText>
               </w:r>
             </w:del>
-            <w:ins w:id="9028" w:author="Claude (AI) - proposed" w:date="2026-10-15T08:04:55Z">
+            <w:ins w:id="9028" w:author="Claude (AI) - proposed" w:date="2026-10-18T00:32:40Z">
               <w:r>
                 <w:rPr>
                   <w:rFonts w:ascii="Arial" w:cs="Arial" w:eastAsia="Arial" w:hAnsi="Arial"/>
@@ -2159,7 +2159,7 @@
               </w:rPr>
               <w:t xml:space="preserve"> a complete connected chain from Kenyan human activity to greenhouse gas increase, to enhanced back-radiation, to warming, to glacier loss and altered rainfall, and </w:t>
             </w:r>
-            <w:del w:id="9029" w:author="Claude (AI) - proposed" w:date="2026-10-15T08:04:55Z">
+            <w:del w:id="9029" w:author="Claude (AI) - proposed" w:date="2026-10-18T00:32:40Z">
               <w:r>
                 <w:rPr>
                   <w:rFonts w:ascii="Arial" w:cs="Arial" w:eastAsia="Arial" w:hAnsi="Arial"/>
@@ -2174,7 +2174,7 @@
                 <w:delText xml:space="preserve">explains why</w:delText>
               </w:r>
             </w:del>
-            <w:ins w:id="9030" w:author="Claude (AI) - proposed" w:date="2026-10-15T08:04:55Z">
+            <w:ins w:id="9030" w:author="Claude (AI) - proposed" w:date="2026-10-18T00:32:40Z">
               <w:r>
                 <w:rPr>
                   <w:rFonts w:ascii="Arial" w:cs="Arial" w:eastAsia="Arial" w:hAnsi="Arial"/>
@@ -2202,7 +2202,7 @@
               </w:rPr>
               <w:t xml:space="preserve"> one cause accounts for both</w:t>
             </w:r>
-            <w:ins w:id="9031" w:author="Claude (AI) - proposed" w:date="2026-10-15T08:04:55Z">
+            <w:ins w:id="9031" w:author="Claude (AI) - proposed" w:date="2026-10-18T00:32:40Z">
               <w:r>
                 <w:rPr>
                   <w:rFonts w:ascii="Arial" w:cs="Arial" w:eastAsia="Arial" w:hAnsi="Arial"/>
@@ -2250,7 +2250,7 @@
               <w:spacing w:after="40" w:before="0"/>
               <w:jc w:val="left"/>
             </w:pPr>
-            <w:del w:id="9032" w:author="Claude (AI) - proposed" w:date="2026-10-15T08:04:55Z">
+            <w:del w:id="9032" w:author="Claude (AI) - proposed" w:date="2026-10-18T00:32:40Z">
               <w:r>
                 <w:rPr>
                   <w:rFonts w:ascii="Arial" w:cs="Arial" w:eastAsia="Arial" w:hAnsi="Arial"/>
@@ -2265,7 +2265,7 @@
                 <w:delText xml:space="preserve">Builds</w:delText>
               </w:r>
             </w:del>
-            <w:ins w:id="9033" w:author="Claude (AI) - proposed" w:date="2026-10-15T08:04:55Z">
+            <w:ins w:id="9033" w:author="Claude (AI) - proposed" w:date="2026-10-18T00:32:40Z">
               <w:r>
                 <w:rPr>
                   <w:rFonts w:ascii="Arial" w:cs="Arial" w:eastAsia="Arial" w:hAnsi="Arial"/>
@@ -2313,7 +2313,7 @@
               <w:spacing w:after="40" w:before="0"/>
               <w:jc w:val="left"/>
             </w:pPr>
-            <w:del w:id="9034" w:author="Claude (AI) - proposed" w:date="2026-10-15T08:04:55Z">
+            <w:del w:id="9034" w:author="Claude (AI) - proposed" w:date="2026-10-18T00:32:40Z">
               <w:r>
                 <w:rPr>
                   <w:rFonts w:ascii="Arial" w:cs="Arial" w:eastAsia="Arial" w:hAnsi="Arial"/>
@@ -2328,7 +2328,7 @@
                 <w:delText xml:space="preserve">Gives</w:delText>
               </w:r>
             </w:del>
-            <w:ins w:id="9035" w:author="Claude (AI) - proposed" w:date="2026-10-15T08:04:55Z">
+            <w:ins w:id="9035" w:author="Claude (AI) - proposed" w:date="2026-10-18T00:32:40Z">
               <w:r>
                 <w:rPr>
                   <w:rFonts w:ascii="Arial" w:cs="Arial" w:eastAsia="Arial" w:hAnsi="Arial"/>
@@ -2411,7 +2411,7 @@
               <w:spacing w:after="40" w:before="0"/>
               <w:jc w:val="left"/>
             </w:pPr>
-            <w:del w:id="9036" w:author="Claude (AI) - proposed" w:date="2026-10-15T08:04:55Z">
+            <w:del w:id="9036" w:author="Claude (AI) - proposed" w:date="2026-10-18T00:32:40Z">
               <w:r>
                 <w:rPr>
                   <w:rFonts w:ascii="Arial" w:cs="Arial" w:eastAsia="Arial" w:hAnsi="Arial"/>
@@ -2426,7 +2426,7 @@
                 <w:delText xml:space="preserve">Clearly</w:delText>
               </w:r>
             </w:del>
-            <w:ins w:id="9037" w:author="Claude (AI) - proposed" w:date="2026-10-15T08:04:55Z">
+            <w:ins w:id="9037" w:author="Claude (AI) - proposed" w:date="2026-10-18T00:32:40Z">
               <w:r>
                 <w:rPr>
                   <w:rFonts w:ascii="Arial" w:cs="Arial" w:eastAsia="Arial" w:hAnsi="Arial"/>
@@ -2454,7 +2454,7 @@
               </w:rPr>
               <w:t xml:space="preserve"> separates ozone depletion from the greenhouse effect</w:t>
             </w:r>
-            <w:ins w:id="9038" w:author="Claude (AI) - proposed" w:date="2026-10-15T08:04:55Z">
+            <w:ins w:id="9038" w:author="Claude (AI) - proposed" w:date="2026-10-18T00:32:40Z">
               <w:r>
                 <w:rPr>
                   <w:rFonts w:ascii="Arial" w:cs="Arial" w:eastAsia="Arial" w:hAnsi="Arial"/>
@@ -2502,7 +2502,7 @@
               <w:spacing w:after="40" w:before="0"/>
               <w:jc w:val="left"/>
             </w:pPr>
-            <w:del w:id="9039" w:author="Claude (AI) - proposed" w:date="2026-10-15T08:04:55Z">
+            <w:del w:id="9039" w:author="Claude (AI) - proposed" w:date="2026-10-18T00:32:40Z">
               <w:r>
                 <w:rPr>
                   <w:rFonts w:ascii="Arial" w:cs="Arial" w:eastAsia="Arial" w:hAnsi="Arial"/>
@@ -2517,7 +2517,7 @@
                 <w:delText xml:space="preserve">Separates</w:delText>
               </w:r>
             </w:del>
-            <w:ins w:id="9040" w:author="Claude (AI) - proposed" w:date="2026-10-15T08:04:55Z">
+            <w:ins w:id="9040" w:author="Claude (AI) - proposed" w:date="2026-10-18T00:32:40Z">
               <w:r>
                 <w:rPr>
                   <w:rFonts w:ascii="Arial" w:cs="Arial" w:eastAsia="Arial" w:hAnsi="Arial"/>
@@ -2565,7 +2565,7 @@
               <w:spacing w:after="40" w:before="0"/>
               <w:jc w:val="left"/>
             </w:pPr>
-            <w:del w:id="9041" w:author="Claude (AI) - proposed" w:date="2026-10-15T08:04:55Z">
+            <w:del w:id="9041" w:author="Claude (AI) - proposed" w:date="2026-10-18T00:32:40Z">
               <w:r>
                 <w:rPr>
                   <w:rFonts w:ascii="Arial" w:cs="Arial" w:eastAsia="Arial" w:hAnsi="Arial"/>
@@ -2580,7 +2580,7 @@
                 <w:delText xml:space="preserve">Confuses</w:delText>
               </w:r>
             </w:del>
-            <w:ins w:id="9042" w:author="Claude (AI) - proposed" w:date="2026-10-15T08:04:55Z">
+            <w:ins w:id="9042" w:author="Claude (AI) - proposed" w:date="2026-10-18T00:32:40Z">
               <w:r>
                 <w:rPr>
                   <w:rFonts w:ascii="Arial" w:cs="Arial" w:eastAsia="Arial" w:hAnsi="Arial"/>
@@ -2663,7 +2663,7 @@
               <w:spacing w:after="40" w:before="0"/>
               <w:jc w:val="left"/>
             </w:pPr>
-            <w:del w:id="9043" w:author="Claude (AI) - proposed" w:date="2026-10-15T08:04:55Z">
+            <w:del w:id="9043" w:author="Claude (AI) - proposed" w:date="2026-10-18T00:32:40Z">
               <w:r>
                 <w:rPr>
                   <w:rFonts w:ascii="Arial" w:cs="Arial" w:eastAsia="Arial" w:hAnsi="Arial"/>
@@ -2678,7 +2678,7 @@
                 <w:delText xml:space="preserve">Suggests Kenyan responses placed</w:delText>
               </w:r>
             </w:del>
-            <w:ins w:id="9044" w:author="Claude (AI) - proposed" w:date="2026-10-15T08:04:55Z">
+            <w:ins w:id="9044" w:author="Claude (AI) - proposed" w:date="2026-10-18T00:32:40Z">
               <w:r>
                 <w:rPr>
                   <w:rFonts w:ascii="Arial" w:cs="Arial" w:eastAsia="Arial" w:hAnsi="Arial"/>
@@ -2706,7 +2706,7 @@
               </w:rPr>
               <w:t xml:space="preserve"> at the correct step of the chain</w:t>
             </w:r>
-            <w:ins w:id="9045" w:author="Claude (AI) - proposed" w:date="2026-10-15T08:04:55Z">
+            <w:ins w:id="9045" w:author="Claude (AI) - proposed" w:date="2026-10-18T00:32:40Z">
               <w:r>
                 <w:rPr>
                   <w:rFonts w:ascii="Arial" w:cs="Arial" w:eastAsia="Arial" w:hAnsi="Arial"/>
@@ -2754,7 +2754,7 @@
               <w:spacing w:after="40" w:before="0"/>
               <w:jc w:val="left"/>
             </w:pPr>
-            <w:del w:id="9046" w:author="Claude (AI) - proposed" w:date="2026-10-15T08:04:55Z">
+            <w:del w:id="9046" w:author="Claude (AI) - proposed" w:date="2026-10-18T00:32:40Z">
               <w:r>
                 <w:rPr>
                   <w:rFonts w:ascii="Arial" w:cs="Arial" w:eastAsia="Arial" w:hAnsi="Arial"/>
@@ -2769,7 +2769,7 @@
                 <w:delText xml:space="preserve">Suggests</w:delText>
               </w:r>
             </w:del>
-            <w:ins w:id="9047" w:author="Claude (AI) - proposed" w:date="2026-10-15T08:04:55Z">
+            <w:ins w:id="9047" w:author="Claude (AI) - proposed" w:date="2026-10-18T00:32:40Z">
               <w:r>
                 <w:rPr>
                   <w:rFonts w:ascii="Arial" w:cs="Arial" w:eastAsia="Arial" w:hAnsi="Arial"/>
@@ -2817,7 +2817,7 @@
               <w:spacing w:after="40" w:before="0"/>
               <w:jc w:val="left"/>
             </w:pPr>
-            <w:del w:id="9048" w:author="Claude (AI) - proposed" w:date="2026-10-15T08:04:55Z">
+            <w:del w:id="9048" w:author="Claude (AI) - proposed" w:date="2026-10-18T00:32:40Z">
               <w:r>
                 <w:rPr>
                   <w:rFonts w:ascii="Arial" w:cs="Arial" w:eastAsia="Arial" w:hAnsi="Arial"/>
@@ -2832,7 +2832,7 @@
                 <w:delText xml:space="preserve">Gives</w:delText>
               </w:r>
             </w:del>
-            <w:ins w:id="9049" w:author="Claude (AI) - proposed" w:date="2026-10-15T08:04:55Z">
+            <w:ins w:id="9049" w:author="Claude (AI) - proposed" w:date="2026-10-18T00:32:40Z">
               <w:r>
                 <w:rPr>
                   <w:rFonts w:ascii="Arial" w:cs="Arial" w:eastAsia="Arial" w:hAnsi="Arial"/>
@@ -2982,7 +2982,7 @@
         </w:rPr>
         <w:t xml:space="preserve">© 2026 SeaVuria and ARES. This work is licensed under a </w:t>
       </w:r>
-      <w:hyperlink w:history="1" r:id="rId18wjmrykqavcopdzwgwth">
+      <w:hyperlink w:history="1" r:id="rIdoktj3wxg4ei7hoawx1ldw">
         <w:r>
           <w:rPr>
             <w:rFonts w:ascii="Arial" w:cs="Arial" w:eastAsia="Arial" w:hAnsi="Arial"/>
@@ -3002,7 +3002,7 @@
         </w:rPr>
         <w:t xml:space="preserve"> (</w:t>
       </w:r>
-      <w:hyperlink w:history="1" r:id="rIdf4fj83ctmk0-vx02enwzm">
+      <w:hyperlink w:history="1" r:id="rId-ppogmam9d6fmljp5p9hq">
         <w:r>
           <w:rPr>
             <w:rFonts w:ascii="Arial" w:cs="Arial" w:eastAsia="Arial" w:hAnsi="Arial"/>
@@ -3022,7 +3022,7 @@
         </w:rPr>
         <w:t xml:space="preserve">). To view a copy of this license, visit </w:t>
       </w:r>
-      <w:hyperlink w:history="1" r:id="rIdn4dbu4vdxwyzufhmtqpsz">
+      <w:hyperlink w:history="1" r:id="rId8h-kj7p_dckgnstzbmrwb">
         <w:r>
           <w:rPr>
             <w:rFonts w:ascii="Arial" w:cs="Arial" w:eastAsia="Arial" w:hAnsi="Arial"/>
